--- a/por/docx/55.content.docx
+++ b/por/docx/55.content.docx
@@ -136,13 +136,6 @@
         <w:rPr>
           <w:lang w:val="pt_PT" w:bidi="pt_PT"/>
         </w:rPr>
-      </w:r>
-      <w:r>
-        <w:rPr>
-          <w:i/>
-          <w:lang w:val="pt_PT" w:bidi="pt_PT"/>
-        </w:rPr>
-        <w:t>2 Timóteo 1.1, 2 Timóteo 1.2, 2 Timóteo 1.4, 2 Timóteo 1.5, 2 Timóteo 1.7, 2 Timóteo 1.8, 2 Timóteo 1.8 (#2), 2 Timóteo 1.9, 2 Timóteo 1.10, 2 Timóteo 1.10 (#2), 2 Timóteo 1.12, 2 Timóteo 1.14, 2 Timóteo 1.15, 2 Timóteo 1.16, 2 Timóteo 1.17, 2 Timóteo 1.18, 2 Timóteo 2.1, 2 Timóteo 2.2, 2 Timóteo 2.4, 2 Timóteo 2.9, 2 Timóteo 2.9 (#2), 2 Timóteo 2.10, 2 Timóteo 2.12, 2 Timóteo 2.12 (#2), 2 Timóteo 2.14, 2 Timóteo 2.18, 2 Timóteo 2.21, 2 Timóteo 2.22, 2 Timóteo 2.24, 2 Timóteo 2.25, 2 Timóteo 2.26, 2 Timóteo 3.1, 2 Timóteo 3.2, 2 Timóteo 3.4, 2 Timóteo 3.5, 2 Timóteo 3.6, 2 Timóteo 3.8, 2 Timóteo 3.10, 2 Timóteo 3.11, 2 Timóteo 3.12, 2 Timóteo 3.13, 2 Timóteo 3.15, 2 Timóteo 3.16, 2 Timóteo 3.16 (#2), 2 Timóteo 3.17, 2 Timóteo 4.1, 2 Timóteo 4.2, 2 Timóteo 4.3, 2 Timóteo 4.5, 2 Timóteo 4.6, 2 Timóteo 4.8, 2 Timóteo 4.10, 2 Timóteo 4.11, 2 Timóteo 4.14, 2 Timóteo 4.16</w:t>
       </w:r>
       <w:r>
         <w:rPr>

--- a/por/docx/55.content.docx
+++ b/por/docx/55.content.docx
@@ -123,19 +123,6 @@
           <w:lang w:val="pt_PT" w:bidi="pt_PT"/>
         </w:rPr>
         <w:t>2TI</w:t>
-      </w:r>
-      <w:r>
-        <w:rPr>
-          <w:lang w:val="pt_PT" w:bidi="pt_PT"/>
-        </w:rPr>
-      </w:r>
-    </w:p>
-    <w:p>
-      <w:pPr/>
-      <w:r>
-        <w:rPr>
-          <w:lang w:val="pt_PT" w:bidi="pt_PT"/>
-        </w:rPr>
       </w:r>
       <w:r>
         <w:rPr>

--- a/por/docx/55.content.docx
+++ b/por/docx/55.content.docx
@@ -19,7 +19,7 @@
         <w:rPr>
           <w:lang w:val="pt_PT" w:bidi="pt_PT"/>
         </w:rPr>
-        <w:t>Resource: Perguntas de Tradução (unfoldingWord)</w:t>
+        <w:t>Resource: unfoldingWord® Translation Questions</w:t>
       </w:r>
       <w:r>
         <w:rPr>
@@ -85,7 +85,7 @@
         <w:rPr>
           <w:lang w:val="pt_PT" w:bidi="pt_PT"/>
         </w:rPr>
-        <w:t>Perguntas de Tradução (unfoldingWord)</w:t>
+        <w:t>unfoldingWord® Translation Questions</w:t>
       </w:r>
     </w:p>
     <w:p>
